--- a/docx/行政法规/国务院关于修改《住房公积金管理条例》的决定_20260810_1d874d94d8844ab3b9cddf41b496bf66.docx
+++ b/docx/行政法规/国务院关于修改《住房公积金管理条例》的决定_20260810_1d874d94d8844ab3b9cddf41b496bf66.docx
@@ -76,15 +76,6 @@
         </w:rPr>
         <w:t>《住房公积金管理条例》的决定</w:t>
       </w:r>
-    </w:p>
-    <w:p>
-      <w:pPr>
-        <w:rPr>
-          <w:rFonts w:ascii="Times New Roman" w:hAnsi="Times New Roman" w:eastAsia="仿宋" w:cs="仿宋"/>
-          <w:sz w:val="32"/>
-          <w:szCs w:val="32"/>
-        </w:rPr>
-      </w:pPr>
     </w:p>
     <w:p>
       <w:pPr>
